--- a/Especializacion/Proyecto I/Clases/Recursos/ACAs/Quiz (25%) - guia del cuestionario.docx
+++ b/Especializacion/Proyecto I/Clases/Recursos/ACAs/Quiz (25%) - guia del cuestionario.docx
@@ -754,7 +754,67 @@
           <w:color w:val="2B2B2B"/>
           <w:sz w:val="21"/>
         </w:rPr>
-        <w:t xml:space="preserve"> de que el tema se trabaje en clase. Revisa el temario del punto 3 antes de abrir el intento: puedes resolverlo cualquier día de la ventana, no hace falta hacerlo el primero.</w:t>
+        <w:t xml:space="preserve"> de que el tema se trabaje en clase. Por eso el alcance va declarado en el punto 3: entra hasta la </w:t>
+      </w:r>
+      <w:r>
+        <w:rPr>
+          <w:rFonts w:ascii="Calibri" w:hAnsi="Calibri"/>
+          <w:b/>
+          <w:i/>
+          <w:color w:val="2B2B2B"/>
+          <w:sz w:val="21"/>
+        </w:rPr>
+        <w:t>Sesión 02</w:t>
+      </w:r>
+      <w:r>
+        <w:rPr>
+          <w:rFonts w:ascii="Calibri" w:hAnsi="Calibri"/>
+          <w:b w:val="0"/>
+          <w:i/>
+          <w:color w:val="2B2B2B"/>
+          <w:sz w:val="21"/>
+        </w:rPr>
+        <w:t xml:space="preserve"> (Problema y pregunta de investigación) y </w:t>
+      </w:r>
+      <w:r>
+        <w:rPr>
+          <w:rFonts w:ascii="Calibri" w:hAnsi="Calibri"/>
+          <w:b/>
+          <w:i/>
+          <w:color w:val="2B2B2B"/>
+          <w:sz w:val="21"/>
+        </w:rPr>
+        <w:t>no</w:t>
+      </w:r>
+      <w:r>
+        <w:rPr>
+          <w:rFonts w:ascii="Calibri" w:hAnsi="Calibri"/>
+          <w:b w:val="0"/>
+          <w:i/>
+          <w:color w:val="2B2B2B"/>
+          <w:sz w:val="21"/>
+        </w:rPr>
+        <w:t xml:space="preserve"> entra la </w:t>
+      </w:r>
+      <w:r>
+        <w:rPr>
+          <w:rFonts w:ascii="Calibri" w:hAnsi="Calibri"/>
+          <w:b/>
+          <w:i/>
+          <w:color w:val="2B2B2B"/>
+          <w:sz w:val="21"/>
+        </w:rPr>
+        <w:t>Sesión 03</w:t>
+      </w:r>
+      <w:r>
+        <w:rPr>
+          <w:rFonts w:ascii="Calibri" w:hAnsi="Calibri"/>
+          <w:b w:val="0"/>
+          <w:i/>
+          <w:color w:val="2B2B2B"/>
+          <w:sz w:val="21"/>
+        </w:rPr>
+        <w:t xml:space="preserve"> (31/08/2026 · Objetivos, justificación, alcances y limitaciones), que se dicta después del cierre. Puedes resolverlo cualquier día de la ventana, no hace falta hacerlo el primero.</w:t>
       </w:r>
     </w:p>
     <w:p>
@@ -842,7 +902,7 @@
           <w:color w:val="2B2B2B"/>
           <w:sz w:val="22"/>
         </w:rPr>
-        <w:t xml:space="preserve">Temario trabajado en clase </w:t>
+        <w:t xml:space="preserve">Sesiones </w:t>
       </w:r>
       <w:r>
         <w:rPr>
@@ -851,7 +911,7 @@
           <w:color w:val="2B2B2B"/>
           <w:sz w:val="22"/>
         </w:rPr>
-        <w:t>hasta el cierre</w:t>
+        <w:t>ya dictadas</w:t>
       </w:r>
       <w:r>
         <w:rPr>
@@ -860,7 +920,7 @@
           <w:color w:val="2B2B2B"/>
           <w:sz w:val="22"/>
         </w:rPr>
-        <w:t xml:space="preserve"> (30/08/2026):</w:t>
+        <w:t xml:space="preserve"> cuando cierra este cuestionario (30/08/2026) — eso es lo que entra:</w:t>
       </w:r>
     </w:p>
     <w:p>
@@ -912,7 +972,7 @@
           <w:color w:val="2B2B2B"/>
           <w:sz w:val="22"/>
         </w:rPr>
-        <w:t xml:space="preserve"> cuestionario del curso: entra todo lo trabajado hasta su cierre.</w:t>
+        <w:t xml:space="preserve"> cuestionario del curso: entra todo lo dictado antes de su cierre.</w:t>
       </w:r>
     </w:p>
     <w:p>
@@ -1450,7 +1510,25 @@
           <w:color w:val="2B2B2B"/>
           <w:sz w:val="22"/>
         </w:rPr>
-        <w:t>Repasa el deck y tus apuntes de cada sesión (</w:t>
+        <w:t xml:space="preserve">Estudia </w:t>
+      </w:r>
+      <w:r>
+        <w:rPr>
+          <w:rFonts w:ascii="Calibri" w:hAnsi="Calibri"/>
+          <w:b/>
+          <w:color w:val="2B2B2B"/>
+          <w:sz w:val="22"/>
+        </w:rPr>
+        <w:t>lo que está en el punto 3, y solo eso</w:t>
+      </w:r>
+      <w:r>
+        <w:rPr>
+          <w:rFonts w:ascii="Calibri" w:hAnsi="Calibri"/>
+          <w:b w:val="0"/>
+          <w:color w:val="2B2B2B"/>
+          <w:sz w:val="22"/>
+        </w:rPr>
+        <w:t>: el alcance del cuestionario son esas sesiones. Ten a mano el deck y tus apuntes de cada una (</w:t>
       </w:r>
       <w:r>
         <w:rPr>
@@ -1477,20 +1555,11 @@
       <w:r>
         <w:rPr>
           <w:rFonts w:ascii="Calibri" w:hAnsi="Calibri"/>
-          <w:b w:val="0"/>
-          <w:color w:val="2B2B2B"/>
-          <w:sz w:val="22"/>
-        </w:rPr>
-        <w:t xml:space="preserve">Ten claros los </w:t>
-      </w:r>
-      <w:r>
-        <w:rPr>
-          <w:rFonts w:ascii="Calibri" w:hAnsi="Calibri"/>
           <w:b/>
           <w:color w:val="2B2B2B"/>
           <w:sz w:val="22"/>
         </w:rPr>
-        <w:t>fundamentos de investigación</w:t>
+        <w:t>Lectura autónoma de la Sesión 01</w:t>
       </w:r>
       <w:r>
         <w:rPr>
@@ -1499,7 +1568,7 @@
           <w:color w:val="2B2B2B"/>
           <w:sz w:val="22"/>
         </w:rPr>
-        <w:t xml:space="preserve"> de la unidad diferida (lectura autónoma de la Sesión 01).</w:t>
+        <w:t xml:space="preserve"> (ESP329 U1 · fundamentos y enfoque de investigación): ten claro qué es investigar, para qué sirve un anteproyecto y en qué se diferencia un enfoque de otro.</w:t>
       </w:r>
     </w:p>
     <w:p>
@@ -1509,11 +1578,20 @@
       <w:r>
         <w:rPr>
           <w:rFonts w:ascii="Calibri" w:hAnsi="Calibri"/>
+          <w:b/>
+          <w:color w:val="2B2B2B"/>
+          <w:sz w:val="22"/>
+        </w:rPr>
+        <w:t>Sesión 02 — Problema y pregunta de investigación:</w:t>
+      </w:r>
+      <w:r>
+        <w:rPr>
+          <w:rFonts w:ascii="Calibri" w:hAnsi="Calibri"/>
           <w:b w:val="0"/>
           <w:color w:val="2B2B2B"/>
           <w:sz w:val="22"/>
         </w:rPr>
-        <w:t xml:space="preserve">Distingue con tus palabras </w:t>
+        <w:t xml:space="preserve"> Delimita el </w:t>
       </w:r>
       <w:r>
         <w:rPr>
@@ -1522,7 +1600,7 @@
           <w:color w:val="2B2B2B"/>
           <w:sz w:val="22"/>
         </w:rPr>
-        <w:t>problema, pregunta, objetivo general y objetivos específicos</w:t>
+        <w:t>problema</w:t>
       </w:r>
       <w:r>
         <w:rPr>
@@ -1531,13 +1609,17 @@
           <w:color w:val="2B2B2B"/>
           <w:sz w:val="22"/>
         </w:rPr>
-        <w:t>: es lo que más se confunde.</w:t>
+        <w:t xml:space="preserve"> y deriva de él la </w:t>
       </w:r>
-    </w:p>
-    <w:p>
-      <w:pPr>
-        <w:pStyle w:val="ListBullet"/>
-      </w:pPr>
+      <w:r>
+        <w:rPr>
+          <w:rFonts w:ascii="Calibri" w:hAnsi="Calibri"/>
+          <w:b/>
+          <w:color w:val="2B2B2B"/>
+          <w:sz w:val="22"/>
+        </w:rPr>
+        <w:t>pregunta</w:t>
+      </w:r>
       <w:r>
         <w:rPr>
           <w:rFonts w:ascii="Calibri" w:hAnsi="Calibri"/>
@@ -1545,7 +1627,7 @@
           <w:color w:val="2B2B2B"/>
           <w:sz w:val="22"/>
         </w:rPr>
-        <w:t xml:space="preserve">Repasa qué hace </w:t>
+        <w:t xml:space="preserve">: qué la hace clara, acotada y </w:t>
       </w:r>
       <w:r>
         <w:rPr>
@@ -1563,7 +1645,7 @@
           <w:color w:val="2B2B2B"/>
           <w:sz w:val="22"/>
         </w:rPr>
-        <w:t xml:space="preserve"> una pregunta en el alcance de Proyecto I → Proyecto II (se </w:t>
+        <w:t xml:space="preserve"> en el alcance de Proyecto I → Proyecto II (aquí la investigación se </w:t>
       </w:r>
       <w:r>
         <w:rPr>
@@ -1581,7 +1663,25 @@
           <w:color w:val="2B2B2B"/>
           <w:sz w:val="22"/>
         </w:rPr>
-        <w:t>, no se aplica).</w:t>
+        <w:t xml:space="preserve">, no se aplica). Ten claro en qué </w:t>
+      </w:r>
+      <w:r>
+        <w:rPr>
+          <w:rFonts w:ascii="Calibri" w:hAnsi="Calibri"/>
+          <w:b/>
+          <w:color w:val="2B2B2B"/>
+          <w:sz w:val="22"/>
+        </w:rPr>
+        <w:t>línea de IA</w:t>
+      </w:r>
+      <w:r>
+        <w:rPr>
+          <w:rFonts w:ascii="Calibri" w:hAnsi="Calibri"/>
+          <w:b w:val="0"/>
+          <w:color w:val="2B2B2B"/>
+          <w:sz w:val="22"/>
+        </w:rPr>
+        <w:t xml:space="preserve"> del programa encaja tu tema.</w:t>
       </w:r>
     </w:p>
     <w:p>
@@ -1595,7 +1695,7 @@
           <w:color w:val="2B2B2B"/>
           <w:sz w:val="22"/>
         </w:rPr>
-        <w:t xml:space="preserve">Revisa las </w:t>
+        <w:t xml:space="preserve">Ten a la vista </w:t>
       </w:r>
       <w:r>
         <w:rPr>
@@ -1604,7 +1704,7 @@
           <w:color w:val="2B2B2B"/>
           <w:sz w:val="22"/>
         </w:rPr>
-        <w:t>líneas de IA</w:t>
+        <w:t>tu propio tema</w:t>
       </w:r>
       <w:r>
         <w:rPr>
@@ -1613,7 +1713,25 @@
           <w:color w:val="2B2B2B"/>
           <w:sz w:val="22"/>
         </w:rPr>
-        <w:t xml:space="preserve"> del programa y por qué tu tema encaja en una.</w:t>
+        <w:t xml:space="preserve">: varios ítems se responden mejor pensando en el anteproyecto de tu equipo. Si algo no te cuadra, llévalo a la </w:t>
+      </w:r>
+      <w:r>
+        <w:rPr>
+          <w:rFonts w:ascii="Calibri" w:hAnsi="Calibri"/>
+          <w:b/>
+          <w:color w:val="2B2B2B"/>
+          <w:sz w:val="22"/>
+        </w:rPr>
+        <w:t>tutoría acordada de la semana</w:t>
+      </w:r>
+      <w:r>
+        <w:rPr>
+          <w:rFonts w:ascii="Calibri" w:hAnsi="Calibri"/>
+          <w:b w:val="0"/>
+          <w:color w:val="2B2B2B"/>
+          <w:sz w:val="22"/>
+        </w:rPr>
+        <w:t>.</w:t>
       </w:r>
     </w:p>
     <w:p>
@@ -2640,7 +2758,43 @@
           <w:color w:val="2B2B2B"/>
           <w:sz w:val="22"/>
         </w:rPr>
-        <w:t xml:space="preserve">El tema entra con la </w:t>
+        <w:t xml:space="preserve">Cierra el </w:t>
+      </w:r>
+      <w:r>
+        <w:rPr>
+          <w:rFonts w:ascii="Calibri" w:hAnsi="Calibri"/>
+          <w:b/>
+          <w:color w:val="2B2B2B"/>
+          <w:sz w:val="22"/>
+        </w:rPr>
+        <w:t>30/08/2026</w:t>
+      </w:r>
+      <w:r>
+        <w:rPr>
+          <w:rFonts w:ascii="Calibri" w:hAnsi="Calibri"/>
+          <w:b w:val="0"/>
+          <w:color w:val="2B2B2B"/>
+          <w:sz w:val="22"/>
+        </w:rPr>
+        <w:t xml:space="preserve">, que </w:t>
+      </w:r>
+      <w:r>
+        <w:rPr>
+          <w:rFonts w:ascii="Calibri" w:hAnsi="Calibri"/>
+          <w:b/>
+          <w:color w:val="2B2B2B"/>
+          <w:sz w:val="22"/>
+        </w:rPr>
+        <w:t>no</w:t>
+      </w:r>
+      <w:r>
+        <w:rPr>
+          <w:rFonts w:ascii="Calibri" w:hAnsi="Calibri"/>
+          <w:b w:val="0"/>
+          <w:color w:val="2B2B2B"/>
+          <w:sz w:val="22"/>
+        </w:rPr>
+        <w:t xml:space="preserve"> es día de clase: llega hasta la </w:t>
       </w:r>
       <w:r>
         <w:rPr>
@@ -2658,7 +2812,7 @@
           <w:color w:val="2B2B2B"/>
           <w:sz w:val="22"/>
         </w:rPr>
-        <w:t xml:space="preserve"> (problema y pregunta de investigación); la </w:t>
+        <w:t xml:space="preserve"> (Problema y pregunta de investigación). La </w:t>
       </w:r>
       <w:r>
         <w:rPr>
@@ -2676,7 +2830,7 @@
           <w:color w:val="2B2B2B"/>
           <w:sz w:val="22"/>
         </w:rPr>
-        <w:t xml:space="preserve"> (objetivos, justificación, alcances) cae </w:t>
+        <w:t xml:space="preserve"> (31/08/2026 · Objetivos, justificación, alcances y limitaciones) cae </w:t>
       </w:r>
       <w:r>
         <w:rPr>
@@ -2694,7 +2848,7 @@
           <w:color w:val="2B2B2B"/>
           <w:sz w:val="22"/>
         </w:rPr>
-        <w:t xml:space="preserve"> del cierre, así que para el Quiz apóyate en la Sesión 02, en la lectura autónoma y en la </w:t>
+        <w:t xml:space="preserve"> del cierre y queda fuera del Quiz. Apóyate en esa última sesión dictada, en la lectura autónoma de la Sesión 01 y en la </w:t>
       </w:r>
       <w:r>
         <w:rPr>

--- a/Especializacion/Proyecto I/Clases/Recursos/ACAs/Quiz (25%) - guia del cuestionario.docx
+++ b/Especializacion/Proyecto I/Clases/Recursos/ACAs/Quiz (25%) - guia del cuestionario.docx
@@ -450,7 +450,7 @@
           <w:color w:val="2B2B2B"/>
           <w:sz w:val="22"/>
         </w:rPr>
-        <w:t xml:space="preserve"> (dom · fecha de cierre institucional; el día de clase del curso es lun).</w:t>
+        <w:t xml:space="preserve"> (dom · fecha de recepción de trabajos; el día de clase del curso es lun).</w:t>
       </w:r>
     </w:p>
     <w:p>
